--- a/proposal/v4-COMP7507_Project_Proposal_Shanghai_Housing_FINAL_WITH_DIVISION.docx
+++ b/proposal/v4-COMP7507_Project_Proposal_Shanghai_Housing_FINAL_WITH_DIVISION.docx
@@ -213,7 +213,7 @@
     </w:p>
     <w:tbl>
       <w:tblPr>
-        <w:tblStyle w:val="15"/>
+        <w:tblStyle w:val="16"/>
         <w:tblW w:w="9705" w:type="dxa"/>
         <w:tblInd w:w="0" w:type="dxa"/>
         <w:tblBorders>
@@ -324,7 +324,7 @@
           </w:tcPr>
           <w:p>
             <w:pPr>
-              <w:pStyle w:val="34"/>
+              <w:pStyle w:val="35"/>
               <w:numPr>
                 <w:ilvl w:val="0"/>
                 <w:numId w:val="2"/>
@@ -378,10 +378,14 @@
           </w:tcPr>
           <w:p>
             <w:pPr>
+              <w:tabs>
+                <w:tab w:val="left" w:pos="2687"/>
+              </w:tabs>
               <w:ind w:left="34" w:leftChars="14" w:right="-482" w:rightChars="-201"/>
               <w:rPr>
-                <w:rFonts w:ascii="Times New Roman" w:hAnsi="Times New Roman"/>
+                <w:rFonts w:hint="eastAsia" w:ascii="Times New Roman" w:hAnsi="Times New Roman" w:eastAsia="宋体"/>
                 <w:szCs w:val="28"/>
+                <w:lang w:eastAsia="zh-CN"/>
               </w:rPr>
             </w:pPr>
             <w:r>
@@ -395,11 +399,35 @@
             <w:r>
               <w:rPr>
                 <w:rFonts w:ascii="Times New Roman" w:hAnsi="Times New Roman" w:eastAsia="Times New Roman"/>
-                <w:i/>
+                <w:i w:val="0"/>
+                <w:iCs/>
                 <w:color w:val="666666"/>
                 <w:sz w:val="24"/>
               </w:rPr>
-              <w:t>[Insert group number]</w:t>
+              <w:t>[</w:t>
+            </w:r>
+            <w:ins w:id="0" w:author="陈淑芳" w:date="2026-10-07T13:36:00Z">
+              <w:r>
+                <w:rPr>
+                  <w:rFonts w:hint="eastAsia" w:ascii="Times New Roman" w:hAnsi="Times New Roman" w:eastAsia="宋体"/>
+                  <w:i w:val="0"/>
+                  <w:iCs/>
+                  <w:color w:val="auto"/>
+                  <w:sz w:val="24"/>
+                  <w:lang w:val="en-US" w:eastAsia="zh-CN"/>
+                </w:rPr>
+                <w:t>20</w:t>
+              </w:r>
+            </w:ins>
+            <w:r>
+              <w:rPr>
+                <w:rFonts w:ascii="Times New Roman" w:hAnsi="Times New Roman" w:eastAsia="Times New Roman"/>
+                <w:i w:val="0"/>
+                <w:iCs/>
+                <w:color w:val="666666"/>
+                <w:sz w:val="24"/>
+              </w:rPr>
+              <w:t>]</w:t>
             </w:r>
           </w:p>
         </w:tc>
@@ -452,7 +480,7 @@
           </w:p>
           <w:tbl>
             <w:tblPr>
-              <w:tblStyle w:val="15"/>
+              <w:tblStyle w:val="16"/>
               <w:tblW w:w="9441" w:type="dxa"/>
               <w:jc w:val="center"/>
               <w:tblBorders>
@@ -640,15 +668,28 @@
                       <w:szCs w:val="28"/>
                     </w:rPr>
                   </w:pPr>
-                  <w:r>
-                    <w:rPr>
-                      <w:rFonts w:ascii="Times New Roman" w:hAnsi="Times New Roman" w:eastAsia="Times New Roman"/>
-                      <w:b w:val="0"/>
-                      <w:color w:val="000000"/>
-                      <w:sz w:val="24"/>
-                    </w:rPr>
-                    <w:t>[Insert member 1 name]</w:t>
-                  </w:r>
+                  <w:ins w:id="1" w:author="陈淑芳" w:date="2026-10-07T13:37:18Z">
+                    <w:r>
+                      <w:rPr>
+                        <w:rFonts w:hint="eastAsia" w:ascii="Times New Roman" w:hAnsi="Times New Roman" w:eastAsia="Times New Roman"/>
+                        <w:b w:val="0"/>
+                        <w:color w:val="000000"/>
+                        <w:sz w:val="24"/>
+                      </w:rPr>
+                      <w:t>ZHOU YONGXI</w:t>
+                    </w:r>
+                  </w:ins>
+                  <w:del w:id="2" w:author="陈淑芳" w:date="2026-10-07T13:37:11Z">
+                    <w:r>
+                      <w:rPr>
+                        <w:rFonts w:ascii="Times New Roman" w:hAnsi="Times New Roman" w:eastAsia="Times New Roman"/>
+                        <w:b w:val="0"/>
+                        <w:color w:val="000000"/>
+                        <w:sz w:val="24"/>
+                      </w:rPr>
+                      <w:delText>[Insert member 1 name]</w:delText>
+                    </w:r>
+                  </w:del>
                 </w:p>
               </w:tc>
               <w:tc>
@@ -1167,7 +1208,7 @@
           </w:tcPr>
           <w:p>
             <w:pPr>
-              <w:pStyle w:val="34"/>
+              <w:pStyle w:val="35"/>
               <w:numPr>
                 <w:ilvl w:val="0"/>
                 <w:numId w:val="2"/>
@@ -1224,7 +1265,7 @@
     </w:p>
     <w:tbl>
       <w:tblPr>
-        <w:tblStyle w:val="15"/>
+        <w:tblStyle w:val="16"/>
         <w:tblW w:w="0" w:type="dxa"/>
         <w:tblInd w:w="0" w:type="dxa"/>
         <w:tblBorders>
@@ -2572,7 +2613,7 @@
     </w:p>
     <w:tbl>
       <w:tblPr>
-        <w:tblStyle w:val="15"/>
+        <w:tblStyle w:val="16"/>
         <w:tblW w:w="0" w:type="auto"/>
         <w:tblInd w:w="0" w:type="dxa"/>
         <w:tblBorders>
@@ -2604,12 +2645,6 @@
             <w:insideH w:val="single" w:color="auto" w:sz="4" w:space="0"/>
             <w:insideV w:val="single" w:color="auto" w:sz="4" w:space="0"/>
           </w:tblBorders>
-          <w:tblCellMar>
-            <w:top w:w="0" w:type="dxa"/>
-            <w:left w:w="0" w:type="dxa"/>
-            <w:bottom w:w="0" w:type="dxa"/>
-            <w:right w:w="0" w:type="dxa"/>
-          </w:tblCellMar>
         </w:tblPrEx>
         <w:trPr>
           <w:trHeight w:val="527" w:hRule="atLeast"/>
@@ -2742,7 +2777,7 @@
           </w:p>
           <w:tbl>
             <w:tblPr>
-              <w:tblStyle w:val="15"/>
+              <w:tblStyle w:val="16"/>
               <w:tblW w:w="0" w:type="auto"/>
               <w:jc w:val="center"/>
               <w:tblLayout w:type="autofit"/>
@@ -4376,7 +4411,7 @@
     </w:p>
     <w:tbl>
       <w:tblPr>
-        <w:tblStyle w:val="15"/>
+        <w:tblStyle w:val="16"/>
         <w:tblW w:w="0" w:type="auto"/>
         <w:tblInd w:w="0" w:type="dxa"/>
         <w:tblBorders>
@@ -4408,6 +4443,12 @@
             <w:insideH w:val="single" w:color="auto" w:sz="4" w:space="0"/>
             <w:insideV w:val="single" w:color="auto" w:sz="4" w:space="0"/>
           </w:tblBorders>
+          <w:tblCellMar>
+            <w:top w:w="0" w:type="dxa"/>
+            <w:left w:w="0" w:type="dxa"/>
+            <w:bottom w:w="0" w:type="dxa"/>
+            <w:right w:w="0" w:type="dxa"/>
+          </w:tblCellMar>
         </w:tblPrEx>
         <w:trPr>
           <w:trHeight w:val="541" w:hRule="atLeast"/>
@@ -5033,12 +5074,20 @@
 </w:numbering>
 </file>
 
+<file path=word/people.xml><?xml version="1.0" encoding="utf-8"?>
+<w15:people xmlns:wpc="http://schemas.microsoft.com/office/word/2010/wordprocessingCanvas" xmlns:mc="http://schemas.openxmlformats.org/markup-compatibility/2006" xmlns:o="urn:schemas-microsoft-com:office:office" xmlns:r="http://schemas.openxmlformats.org/officeDocument/2006/relationships" xmlns:m="http://schemas.openxmlformats.org/officeDocument/2006/math" xmlns:v="urn:schemas-microsoft-com:vml" xmlns:wp14="http://schemas.microsoft.com/office/word/2010/wordprocessingDrawing" xmlns:wp="http://schemas.openxmlformats.org/drawingml/2006/wordprocessingDrawing" xmlns:w="http://schemas.openxmlformats.org/wordprocessingml/2006/main" xmlns:w14="http://schemas.microsoft.com/office/word/2010/wordml" xmlns:w15="http://schemas.microsoft.com/office/word/2012/wordml" xmlns:w10="urn:schemas-microsoft-com:office:word" xmlns:wpg="http://schemas.microsoft.com/office/word/2010/wordprocessingGroup" xmlns:wpi="http://schemas.microsoft.com/office/word/2010/wordprocessingInk" xmlns:wne="http://schemas.microsoft.com/office/word/2006/wordml" xmlns:wps="http://schemas.microsoft.com/office/word/2010/wordprocessingShape" xmlns:wpsCustomData="http://www.wps.cn/officeDocument/2013/wpsCustomData" mc:Ignorable="w14 w15 wp14">
+  <w15:person w15:author="陈淑芳">
+    <w15:presenceInfo w15:providerId="WPS Office" w15:userId="5377678735"/>
+  </w15:person>
+</w15:people>
+</file>
+
 <file path=word/styles.xml><?xml version="1.0" encoding="utf-8"?>
 <w:styles xmlns:mc="http://schemas.openxmlformats.org/markup-compatibility/2006" xmlns:o="urn:schemas-microsoft-com:office:office" xmlns:r="http://schemas.openxmlformats.org/officeDocument/2006/relationships" xmlns:m="http://schemas.openxmlformats.org/officeDocument/2006/math" xmlns:v="urn:schemas-microsoft-com:vml" xmlns:w="http://schemas.openxmlformats.org/wordprocessingml/2006/main" xmlns:w14="http://schemas.microsoft.com/office/word/2010/wordml" xmlns:w10="urn:schemas-microsoft-com:office:word" xmlns:sl="http://schemas.openxmlformats.org/schemaLibrary/2006/main" xmlns:wpsCustomData="http://www.wps.cn/officeDocument/2013/wpsCustomData" mc:Ignorable="w14">
   <w:docDefaults>
     <w:rPrDefault>
       <w:rPr>
-        <w:rFonts w:asciiTheme="minorHAnsi" w:hAnsiTheme="minorHAnsi" w:eastAsiaTheme="minorEastAsia" w:cstheme="minorBidi"/>
+        <w:rFonts w:ascii="Times New Roman" w:hAnsi="Times New Roman" w:eastAsia="宋体" w:cs="Times New Roman"/>
       </w:rPr>
     </w:rPrDefault>
     <w:pPrDefault/>
@@ -5314,7 +5363,7 @@
     <w:name w:val="heading 1"/>
     <w:basedOn w:val="1"/>
     <w:next w:val="1"/>
-    <w:link w:val="17"/>
+    <w:link w:val="18"/>
     <w:qFormat/>
     <w:uiPriority w:val="9"/>
     <w:pPr>
@@ -5334,7 +5383,7 @@
     <w:name w:val="heading 2"/>
     <w:basedOn w:val="1"/>
     <w:next w:val="1"/>
-    <w:link w:val="18"/>
+    <w:link w:val="19"/>
     <w:unhideWhenUsed/>
     <w:qFormat/>
     <w:uiPriority w:val="9"/>
@@ -5355,7 +5404,7 @@
     <w:name w:val="heading 3"/>
     <w:basedOn w:val="1"/>
     <w:next w:val="1"/>
-    <w:link w:val="19"/>
+    <w:link w:val="20"/>
     <w:unhideWhenUsed/>
     <w:qFormat/>
     <w:uiPriority w:val="9"/>
@@ -5376,7 +5425,7 @@
     <w:name w:val="heading 4"/>
     <w:basedOn w:val="1"/>
     <w:next w:val="1"/>
-    <w:link w:val="20"/>
+    <w:link w:val="21"/>
     <w:unhideWhenUsed/>
     <w:qFormat/>
     <w:uiPriority w:val="9"/>
@@ -5397,7 +5446,7 @@
     <w:name w:val="heading 5"/>
     <w:basedOn w:val="1"/>
     <w:next w:val="1"/>
-    <w:link w:val="21"/>
+    <w:link w:val="22"/>
     <w:unhideWhenUsed/>
     <w:qFormat/>
     <w:uiPriority w:val="9"/>
@@ -5416,7 +5465,7 @@
     <w:name w:val="heading 6"/>
     <w:basedOn w:val="1"/>
     <w:next w:val="1"/>
-    <w:link w:val="22"/>
+    <w:link w:val="23"/>
     <w:unhideWhenUsed/>
     <w:qFormat/>
     <w:uiPriority w:val="9"/>
@@ -5445,7 +5494,7 @@
     <w:name w:val="heading 7"/>
     <w:basedOn w:val="1"/>
     <w:next w:val="1"/>
-    <w:link w:val="23"/>
+    <w:link w:val="24"/>
     <w:unhideWhenUsed/>
     <w:qFormat/>
     <w:uiPriority w:val="9"/>
@@ -5472,7 +5521,7 @@
     <w:name w:val="heading 8"/>
     <w:basedOn w:val="1"/>
     <w:next w:val="1"/>
-    <w:link w:val="24"/>
+    <w:link w:val="25"/>
     <w:unhideWhenUsed/>
     <w:qFormat/>
     <w:uiPriority w:val="9"/>
@@ -5501,7 +5550,7 @@
     <w:name w:val="heading 9"/>
     <w:basedOn w:val="1"/>
     <w:next w:val="1"/>
-    <w:link w:val="25"/>
+    <w:link w:val="26"/>
     <w:unhideWhenUsed/>
     <w:qFormat/>
     <w:uiPriority w:val="9"/>
@@ -5524,13 +5573,13 @@
       </w14:textFill>
     </w:rPr>
   </w:style>
-  <w:style w:type="character" w:default="1" w:styleId="16">
+  <w:style w:type="character" w:default="1" w:styleId="17">
     <w:name w:val="Default Paragraph Font"/>
     <w:semiHidden/>
     <w:unhideWhenUsed/>
     <w:uiPriority w:val="1"/>
   </w:style>
-  <w:style w:type="table" w:default="1" w:styleId="15">
+  <w:style w:type="table" w:default="1" w:styleId="16">
     <w:name w:val="Normal Table"/>
     <w:semiHidden/>
     <w:unhideWhenUsed/>
@@ -5547,7 +5596,7 @@
   <w:style w:type="paragraph" w:styleId="11">
     <w:name w:val="footer"/>
     <w:basedOn w:val="1"/>
-    <w:link w:val="35"/>
+    <w:link w:val="36"/>
     <w:unhideWhenUsed/>
     <w:uiPriority w:val="99"/>
     <w:pPr>
@@ -5570,7 +5619,7 @@
   <w:style w:type="paragraph" w:styleId="12">
     <w:name w:val="header"/>
     <w:basedOn w:val="1"/>
-    <w:link w:val="36"/>
+    <w:link w:val="37"/>
     <w:unhideWhenUsed/>
     <w:uiPriority w:val="99"/>
     <w:pPr>
@@ -5585,7 +5634,7 @@
     <w:name w:val="Subtitle"/>
     <w:basedOn w:val="1"/>
     <w:next w:val="1"/>
-    <w:link w:val="27"/>
+    <w:link w:val="28"/>
     <w:qFormat/>
     <w:uiPriority w:val="11"/>
     <w:rPr>
@@ -5605,10 +5654,27 @@
     </w:rPr>
   </w:style>
   <w:style w:type="paragraph" w:styleId="14">
+    <w:name w:val="Normal (Web)"/>
+    <w:basedOn w:val="1"/>
+    <w:semiHidden/>
+    <w:unhideWhenUsed/>
+    <w:uiPriority w:val="99"/>
+    <w:pPr>
+      <w:spacing w:before="0" w:beforeAutospacing="1" w:after="0" w:afterAutospacing="1"/>
+      <w:ind w:left="0" w:right="0"/>
+      <w:jc w:val="left"/>
+    </w:pPr>
+    <w:rPr>
+      <w:kern w:val="0"/>
+      <w:sz w:val="24"/>
+      <w:lang w:val="en-US" w:eastAsia="zh-CN" w:bidi="ar"/>
+    </w:rPr>
+  </w:style>
+  <w:style w:type="paragraph" w:styleId="15">
     <w:name w:val="Title"/>
     <w:basedOn w:val="1"/>
     <w:next w:val="1"/>
-    <w:link w:val="26"/>
+    <w:link w:val="27"/>
     <w:qFormat/>
     <w:uiPriority w:val="10"/>
     <w:pPr>
@@ -5623,9 +5689,9 @@
       <w:szCs w:val="56"/>
     </w:rPr>
   </w:style>
-  <w:style w:type="character" w:customStyle="1" w:styleId="17">
+  <w:style w:type="character" w:customStyle="1" w:styleId="18">
     <w:name w:val="Heading 1 Char"/>
-    <w:basedOn w:val="16"/>
+    <w:basedOn w:val="17"/>
     <w:link w:val="2"/>
     <w:uiPriority w:val="9"/>
     <w:rPr>
@@ -5635,9 +5701,9 @@
       <w:szCs w:val="40"/>
     </w:rPr>
   </w:style>
-  <w:style w:type="character" w:customStyle="1" w:styleId="18">
+  <w:style w:type="character" w:customStyle="1" w:styleId="19">
     <w:name w:val="Heading 2 Char"/>
-    <w:basedOn w:val="16"/>
+    <w:basedOn w:val="17"/>
     <w:link w:val="3"/>
     <w:uiPriority w:val="9"/>
     <w:rPr>
@@ -5647,9 +5713,9 @@
       <w:szCs w:val="32"/>
     </w:rPr>
   </w:style>
-  <w:style w:type="character" w:customStyle="1" w:styleId="19">
+  <w:style w:type="character" w:customStyle="1" w:styleId="20">
     <w:name w:val="Heading 3 Char"/>
-    <w:basedOn w:val="16"/>
+    <w:basedOn w:val="17"/>
     <w:link w:val="4"/>
     <w:uiPriority w:val="9"/>
     <w:rPr>
@@ -5659,9 +5725,9 @@
       <w:szCs w:val="28"/>
     </w:rPr>
   </w:style>
-  <w:style w:type="character" w:customStyle="1" w:styleId="20">
+  <w:style w:type="character" w:customStyle="1" w:styleId="21">
     <w:name w:val="Heading 4 Char"/>
-    <w:basedOn w:val="16"/>
+    <w:basedOn w:val="17"/>
     <w:link w:val="5"/>
     <w:uiPriority w:val="9"/>
     <w:rPr>
@@ -5671,9 +5737,9 @@
       <w:color w:val="104862" w:themeColor="accent1" w:themeShade="BF"/>
     </w:rPr>
   </w:style>
-  <w:style w:type="character" w:customStyle="1" w:styleId="21">
+  <w:style w:type="character" w:customStyle="1" w:styleId="22">
     <w:name w:val="Heading 5 Char"/>
-    <w:basedOn w:val="16"/>
+    <w:basedOn w:val="17"/>
     <w:link w:val="6"/>
     <w:uiPriority w:val="9"/>
     <w:rPr>
@@ -5681,9 +5747,9 @@
       <w:color w:val="104862" w:themeColor="accent1" w:themeShade="BF"/>
     </w:rPr>
   </w:style>
-  <w:style w:type="character" w:customStyle="1" w:styleId="22">
+  <w:style w:type="character" w:customStyle="1" w:styleId="23">
     <w:name w:val="Heading 6 Char"/>
-    <w:basedOn w:val="16"/>
+    <w:basedOn w:val="17"/>
     <w:link w:val="7"/>
     <w:uiPriority w:val="9"/>
     <w:rPr>
@@ -5701,9 +5767,9 @@
       </w14:textFill>
     </w:rPr>
   </w:style>
-  <w:style w:type="character" w:customStyle="1" w:styleId="23">
+  <w:style w:type="character" w:customStyle="1" w:styleId="24">
     <w:name w:val="Heading 7 Char"/>
-    <w:basedOn w:val="16"/>
+    <w:basedOn w:val="17"/>
     <w:link w:val="8"/>
     <w:uiPriority w:val="9"/>
     <w:rPr>
@@ -5719,9 +5785,9 @@
       </w14:textFill>
     </w:rPr>
   </w:style>
-  <w:style w:type="character" w:customStyle="1" w:styleId="24">
+  <w:style w:type="character" w:customStyle="1" w:styleId="25">
     <w:name w:val="Heading 8 Char"/>
-    <w:basedOn w:val="16"/>
+    <w:basedOn w:val="17"/>
     <w:link w:val="9"/>
     <w:uiPriority w:val="9"/>
     <w:rPr>
@@ -5739,9 +5805,9 @@
       </w14:textFill>
     </w:rPr>
   </w:style>
-  <w:style w:type="character" w:customStyle="1" w:styleId="25">
+  <w:style w:type="character" w:customStyle="1" w:styleId="26">
     <w:name w:val="Heading 9 Char"/>
-    <w:basedOn w:val="16"/>
+    <w:basedOn w:val="17"/>
     <w:link w:val="10"/>
     <w:uiPriority w:val="9"/>
     <w:rPr>
@@ -5757,10 +5823,10 @@
       </w14:textFill>
     </w:rPr>
   </w:style>
-  <w:style w:type="character" w:customStyle="1" w:styleId="26">
+  <w:style w:type="character" w:customStyle="1" w:styleId="27">
     <w:name w:val="Title Char"/>
-    <w:basedOn w:val="16"/>
-    <w:link w:val="14"/>
+    <w:basedOn w:val="17"/>
+    <w:link w:val="15"/>
     <w:uiPriority w:val="10"/>
     <w:rPr>
       <w:rFonts w:asciiTheme="majorHAnsi" w:hAnsiTheme="majorHAnsi" w:eastAsiaTheme="majorEastAsia" w:cstheme="majorBidi"/>
@@ -5770,9 +5836,9 @@
       <w:szCs w:val="56"/>
     </w:rPr>
   </w:style>
-  <w:style w:type="character" w:customStyle="1" w:styleId="27">
+  <w:style w:type="character" w:customStyle="1" w:styleId="28">
     <w:name w:val="Subtitle Char"/>
-    <w:basedOn w:val="16"/>
+    <w:basedOn w:val="17"/>
     <w:link w:val="13"/>
     <w:uiPriority w:val="11"/>
     <w:rPr>
@@ -5791,9 +5857,9 @@
       </w14:textFill>
     </w:rPr>
   </w:style>
-  <w:style w:type="character" w:customStyle="1" w:styleId="28">
+  <w:style w:type="character" w:customStyle="1" w:styleId="29">
     <w:name w:val="Intense Emphasis"/>
-    <w:basedOn w:val="16"/>
+    <w:basedOn w:val="17"/>
     <w:qFormat/>
     <w:uiPriority w:val="21"/>
     <w:rPr>
@@ -5802,10 +5868,10 @@
       <w:color w:val="104862" w:themeColor="accent1" w:themeShade="BF"/>
     </w:rPr>
   </w:style>
-  <w:style w:type="character" w:customStyle="1" w:styleId="29">
+  <w:style w:type="character" w:customStyle="1" w:styleId="30">
     <w:name w:val="Quote Char"/>
-    <w:basedOn w:val="16"/>
-    <w:link w:val="30"/>
+    <w:basedOn w:val="17"/>
+    <w:link w:val="31"/>
     <w:uiPriority w:val="29"/>
     <w:rPr>
       <w:i/>
@@ -5821,11 +5887,11 @@
       </w14:textFill>
     </w:rPr>
   </w:style>
-  <w:style w:type="paragraph" w:styleId="30">
+  <w:style w:type="paragraph" w:styleId="31">
     <w:name w:val="Quote"/>
     <w:basedOn w:val="1"/>
     <w:next w:val="1"/>
-    <w:link w:val="29"/>
+    <w:link w:val="30"/>
     <w:qFormat/>
     <w:uiPriority w:val="29"/>
     <w:pPr>
@@ -5846,10 +5912,10 @@
       </w14:textFill>
     </w:rPr>
   </w:style>
-  <w:style w:type="character" w:customStyle="1" w:styleId="31">
+  <w:style w:type="character" w:customStyle="1" w:styleId="32">
     <w:name w:val="Intense Quote Char"/>
-    <w:basedOn w:val="16"/>
-    <w:link w:val="32"/>
+    <w:basedOn w:val="17"/>
+    <w:link w:val="33"/>
     <w:uiPriority w:val="30"/>
     <w:rPr>
       <w:i/>
@@ -5857,11 +5923,11 @@
       <w:color w:val="104862" w:themeColor="accent1" w:themeShade="BF"/>
     </w:rPr>
   </w:style>
-  <w:style w:type="paragraph" w:styleId="32">
+  <w:style w:type="paragraph" w:styleId="33">
     <w:name w:val="Intense Quote"/>
     <w:basedOn w:val="1"/>
     <w:next w:val="1"/>
-    <w:link w:val="31"/>
+    <w:link w:val="32"/>
     <w:qFormat/>
     <w:uiPriority w:val="30"/>
     <w:pPr>
@@ -5879,9 +5945,9 @@
       <w:color w:val="104862" w:themeColor="accent1" w:themeShade="BF"/>
     </w:rPr>
   </w:style>
-  <w:style w:type="character" w:customStyle="1" w:styleId="33">
+  <w:style w:type="character" w:customStyle="1" w:styleId="34">
     <w:name w:val="Intense Reference"/>
-    <w:basedOn w:val="16"/>
+    <w:basedOn w:val="17"/>
     <w:qFormat/>
     <w:uiPriority w:val="32"/>
     <w:rPr>
@@ -5892,7 +5958,7 @@
       <w:spacing w:val="5"/>
     </w:rPr>
   </w:style>
-  <w:style w:type="paragraph" w:styleId="34">
+  <w:style w:type="paragraph" w:styleId="35">
     <w:name w:val="List Paragraph"/>
     <w:basedOn w:val="1"/>
     <w:qFormat/>
@@ -5909,9 +5975,9 @@
       <w:lang w:eastAsia="zh-TW"/>
     </w:rPr>
   </w:style>
-  <w:style w:type="character" w:customStyle="1" w:styleId="35">
+  <w:style w:type="character" w:customStyle="1" w:styleId="36">
     <w:name w:val="Footer Char"/>
-    <w:basedOn w:val="16"/>
+    <w:basedOn w:val="17"/>
     <w:link w:val="11"/>
     <w:uiPriority w:val="99"/>
     <w:rPr>
@@ -5922,13 +5988,13 @@
       <w:lang w:eastAsia="zh-TW"/>
     </w:rPr>
   </w:style>
-  <w:style w:type="character" w:customStyle="1" w:styleId="36">
+  <w:style w:type="character" w:customStyle="1" w:styleId="37">
     <w:name w:val="Header Char"/>
-    <w:basedOn w:val="16"/>
+    <w:basedOn w:val="17"/>
     <w:link w:val="12"/>
     <w:uiPriority w:val="99"/>
   </w:style>
-  <w:style w:type="paragraph" w:customStyle="1" w:styleId="37">
+  <w:style w:type="paragraph" w:customStyle="1" w:styleId="38">
     <w:name w:val="Revision"/>
     <w:hidden/>
     <w:semiHidden/>
@@ -6208,6 +6274,15 @@
 </file>
 
 <file path=customXml/item2.xml><?xml version="1.0" encoding="utf-8"?>
+<?mso-contentType ?>
+<FormTemplates xmlns="http://schemas.microsoft.com/sharepoint/v3/contenttype/forms">
+  <Display>DocumentLibraryForm</Display>
+  <Edit>DocumentLibraryForm</Edit>
+  <New>DocumentLibraryForm</New>
+</FormTemplates>
+</file>
+
+<file path=customXml/item3.xml><?xml version="1.0" encoding="utf-8"?>
 <ct:contentTypeSchema xmlns:ct="http://schemas.microsoft.com/office/2006/metadata/contentType" xmlns:ma="http://schemas.microsoft.com/office/2006/metadata/properties/metaAttributes" ct:_="" ma:_="" ma:contentTypeName="Document" ma:contentTypeID="0x010100A7E6E37DA882804CB4C5E986A57CA1A5" ma:contentTypeVersion="3" ma:contentTypeDescription="Create a new document." ma:contentTypeScope="" ma:versionID="7f0fba909df4fe240076da9023032217">
   <xsd:schema xmlns:xsd="http://www.w3.org/2001/XMLSchema" xmlns:xs="http://www.w3.org/2001/XMLSchema" xmlns:p="http://schemas.microsoft.com/office/2006/metadata/properties" xmlns:ns2="10ca8291-f7e2-4aba-a474-385774931899" targetNamespace="http://schemas.microsoft.com/office/2006/metadata/properties" ma:root="true" ma:fieldsID="8631cdbad8410f0a944bebeb1a8dd5da" ns2:_="">
     <xsd:import namespace="10ca8291-f7e2-4aba-a474-385774931899"/>
@@ -6345,15 +6420,6 @@
 </ct:contentTypeSchema>
 </file>
 
-<file path=customXml/item3.xml><?xml version="1.0" encoding="utf-8"?>
-<?mso-contentType ?>
-<FormTemplates xmlns="http://schemas.microsoft.com/sharepoint/v3/contenttype/forms">
-  <Display>DocumentLibraryForm</Display>
-  <Edit>DocumentLibraryForm</Edit>
-  <New>DocumentLibraryForm</New>
-</FormTemplates>
-</file>
-
 <file path=customXml/itemProps1.xml><?xml version="1.0" encoding="utf-8"?>
 <ds:datastoreItem xmlns:ds="http://schemas.openxmlformats.org/officeDocument/2006/customXml" ds:itemID="{241C94D6-123C-45EE-8616-FB946F3777B5}">
   <ds:schemaRefs/>
@@ -6361,13 +6427,13 @@
 </file>
 
 <file path=customXml/itemProps2.xml><?xml version="1.0" encoding="utf-8"?>
-<ds:datastoreItem xmlns:ds="http://schemas.openxmlformats.org/officeDocument/2006/customXml" ds:itemID="{97D20A58-5936-45DA-ACD6-078DF6AD2BC2}">
+<ds:datastoreItem xmlns:ds="http://schemas.openxmlformats.org/officeDocument/2006/customXml" ds:itemID="{AFA656D1-4D6D-4920-91F0-3AEB1BA22333}">
   <ds:schemaRefs/>
 </ds:datastoreItem>
 </file>
 
 <file path=customXml/itemProps3.xml><?xml version="1.0" encoding="utf-8"?>
-<ds:datastoreItem xmlns:ds="http://schemas.openxmlformats.org/officeDocument/2006/customXml" ds:itemID="{AFA656D1-4D6D-4920-91F0-3AEB1BA22333}">
+<ds:datastoreItem xmlns:ds="http://schemas.openxmlformats.org/officeDocument/2006/customXml" ds:itemID="{97D20A58-5936-45DA-ACD6-078DF6AD2BC2}">
   <ds:schemaRefs/>
 </ds:datastoreItem>
 </file>